--- a/bt2.docx
+++ b/bt2.docx
@@ -14,7 +14,7 @@
           <w:b/>
           <w:bCs/>
         </w:rPr>
-        <w:t>Phần 1 - Phân tích 4 quy ước làm việc của đội RikkeiGo</w:t>
+        <w:t>Phần 1 - Phân tích 4 nhận định trong báo cáo tiến độ</w:t>
       </w:r>
     </w:p>
     <w:tbl>
@@ -30,10 +30,10 @@
         <w:tblLook w:val="04A0" w:firstRow="1" w:lastRow="0" w:firstColumn="1" w:lastColumn="0" w:noHBand="0" w:noVBand="1"/>
       </w:tblPr>
       <w:tblGrid>
-        <w:gridCol w:w="2163"/>
+        <w:gridCol w:w="1919"/>
         <w:gridCol w:w="1461"/>
-        <w:gridCol w:w="3002"/>
-        <w:gridCol w:w="2384"/>
+        <w:gridCol w:w="2958"/>
+        <w:gridCol w:w="2672"/>
       </w:tblGrid>
       <w:tr>
         <w:trPr>
@@ -64,7 +64,7 @@
                 <w:b/>
                 <w:bCs/>
               </w:rPr>
-              <w:t>Quy ước</w:t>
+              <w:t>Nhận định</w:t>
             </w:r>
           </w:p>
         </w:tc>
@@ -120,7 +120,7 @@
                 <w:b/>
                 <w:bCs/>
               </w:rPr>
-              <w:t>Quyết định này thuộc về vai trò nào &amp; vì sao</w:t>
+              <w:t>Dẫn chứng số liệu (so với đường lý tưởng tại ngày cụ thể)</w:t>
             </w:r>
           </w:p>
         </w:tc>
@@ -148,7 +148,7 @@
                 <w:b/>
                 <w:bCs/>
               </w:rPr>
-              <w:t>Triệu chứng nào ở Bối cảnh do quy ước này gây ra (nếu có)</w:t>
+              <w:t>Cách hiểu đúng</w:t>
             </w:r>
           </w:p>
         </w:tc>
@@ -181,10 +181,10 @@
                 <w:b/>
                 <w:bCs/>
               </w:rPr>
-              <w:t>QU1.</w:t>
-            </w:r>
-            <w:r>
-              <w:t xml:space="preserve"> Đức duyệt từng đoạn code và tự chọn thư viện bản đồ.</w:t>
+              <w:t>N1.</w:t>
+            </w:r>
+            <w:r>
+              <w:t xml:space="preserve"> Trục dọc thể hiện số giờ làm việc mà đội đã dùng.</w:t>
             </w:r>
           </w:p>
         </w:tc>
@@ -236,17 +236,7 @@
           </w:tcPr>
           <w:p>
             <w:r>
-              <w:t xml:space="preserve">Thuộc về </w:t>
-            </w:r>
-            <w:r>
-              <w:rPr>
-                <w:b/>
-                <w:bCs/>
-              </w:rPr>
-              <w:t>Developers</w:t>
-            </w:r>
-            <w:r>
-              <w:t xml:space="preserve"> (lập trình viên), vì các quyết định kỹ thuật, lựa chọn công nghệ và triển khai mã nguồn nằm hoàn toàn trong quyền tự tổ chức của Developers.</w:t>
+              <w:t>Trục Y của Burndown Chart đo khối lượng công việc còn lại (Story Points), không phải số giờ làm việc đã dùng.</w:t>
             </w:r>
           </w:p>
         </w:tc>
@@ -270,27 +260,7 @@
           </w:tcPr>
           <w:p>
             <w:r>
-              <w:t xml:space="preserve">Gây ra triệu chứng: </w:t>
-            </w:r>
-            <w:r>
-              <w:rPr>
-                <w:b/>
-                <w:bCs/>
-              </w:rPr>
-              <w:t>Đức bị quá tải</w:t>
-            </w:r>
-            <w:r>
-              <w:t xml:space="preserve"> vì phải ôm đồm việc kỹ thuật, đồng thời </w:t>
-            </w:r>
-            <w:r>
-              <w:rPr>
-                <w:b/>
-                <w:bCs/>
-              </w:rPr>
-              <w:t>lập trình viên phàn nàn</w:t>
-            </w:r>
-            <w:r>
-              <w:t xml:space="preserve"> vì bị áp đặt cách làm kỹ thuật.</w:t>
+              <w:t>Trục dọc thể hiện tổng số Story Points (hoặc Task Hours còn lại) chưa hoàn thành của Sprint.</w:t>
             </w:r>
           </w:p>
         </w:tc>
@@ -323,10 +293,10 @@
                 <w:b/>
                 <w:bCs/>
               </w:rPr>
-              <w:t>QU2.</w:t>
-            </w:r>
-            <w:r>
-              <w:t xml:space="preserve"> Lan giao cụ thể ai làm thẻ việc nào trong buổi Daily Scrum.</w:t>
+              <w:t>N2.</w:t>
+            </w:r>
+            <w:r>
+              <w:t xml:space="preserve"> Đường lý tưởng giảm đều 4 điểm mỗi ngày và chạm 0 vào ngày 10.</w:t>
             </w:r>
           </w:p>
         </w:tc>
@@ -354,7 +324,7 @@
                 <w:b/>
                 <w:bCs/>
               </w:rPr>
-              <w:t>Sai</w:t>
+              <w:t>Đúng</w:t>
             </w:r>
           </w:p>
         </w:tc>
@@ -378,17 +348,7 @@
           </w:tcPr>
           <w:p>
             <w:r>
-              <w:t xml:space="preserve">Thuộc về </w:t>
-            </w:r>
-            <w:r>
-              <w:rPr>
-                <w:b/>
-                <w:bCs/>
-              </w:rPr>
-              <w:t>Developers</w:t>
-            </w:r>
-            <w:r>
-              <w:t>, vì nhóm phát triển có quyền tự tổ chức để phân công và tự quyết định cách hoàn thành công việc trong Sprint Backlog.</w:t>
+              <w:t>Tổng khối lượng là 40 Story Points chia đều cho 10 ngày làm việc (40 / 10 = 4 điểm/ngày), giảm đều và về mốc 0 vào ngày cuối cùng (Ngày 10).</w:t>
             </w:r>
           </w:p>
         </w:tc>
@@ -412,17 +372,14 @@
           </w:tcPr>
           <w:p>
             <w:r>
-              <w:t xml:space="preserve">Gây ra triệu chứng: </w:t>
+              <w:t xml:space="preserve">— </w:t>
             </w:r>
             <w:r>
               <w:rPr>
-                <w:b/>
-                <w:bCs/>
+                <w:i/>
+                <w:iCs/>
               </w:rPr>
-              <w:t>Lập trình viên phàn nàn bị bắt làm theo cách kém hiệu quả</w:t>
-            </w:r>
-            <w:r>
-              <w:t xml:space="preserve"> do Scrum Master can thiệp vào chuyên môn thay vì để họ tự phân bổ.</w:t>
+              <w:t>(Nhận định đúng, phản ánh đúng tốc độ cần thiết để hoàn thành mục tiêu Sprint).</w:t>
             </w:r>
           </w:p>
         </w:tc>
@@ -455,10 +412,10 @@
                 <w:b/>
                 <w:bCs/>
               </w:rPr>
-              <w:t>QU3.</w:t>
-            </w:r>
-            <w:r>
-              <w:t xml:space="preserve"> Đức sắp xếp thứ tự ưu tiên Product Backlog dựa trên giá trị mang lại.</w:t>
+              <w:t>N3.</w:t>
+            </w:r>
+            <w:r>
+              <w:t xml:space="preserve"> Từ ngày 2 đến ngày 5, đường thực tế đi ngang, chứng tỏ đội làm việc ổn định.</w:t>
             </w:r>
           </w:p>
         </w:tc>
@@ -486,7 +443,7 @@
                 <w:b/>
                 <w:bCs/>
               </w:rPr>
-              <w:t>Đúng</w:t>
+              <w:t>Sai</w:t>
             </w:r>
           </w:p>
         </w:tc>
@@ -510,17 +467,7 @@
           </w:tcPr>
           <w:p>
             <w:r>
-              <w:t xml:space="preserve">Thuộc về </w:t>
-            </w:r>
-            <w:r>
-              <w:rPr>
-                <w:b/>
-                <w:bCs/>
-              </w:rPr>
-              <w:t>Product Owner (Đức)</w:t>
-            </w:r>
-            <w:r>
-              <w:t>, vì Product Owner là người chịu trách nhiệm tối thượng về Product Backlog và tối ưu hóa giá trị sản phẩm.</w:t>
+              <w:t>Từ ngày 2 đến ngày 5, khối lượng còn lại dậm chân tại chỗ ở mức 36 điểm, trong khi đường lý tưởng theo kế hoạch đáng lẽ phải giảm từ 32 xuống 20 điểm.</w:t>
             </w:r>
           </w:p>
         </w:tc>
@@ -544,14 +491,17 @@
           </w:tcPr>
           <w:p>
             <w:r>
-              <w:t xml:space="preserve">— </w:t>
+              <w:t xml:space="preserve">Đường thực tế đi ngang không phải ổn định mà là </w:t>
             </w:r>
             <w:r>
               <w:rPr>
-                <w:i/>
-                <w:iCs/>
+                <w:b/>
+                <w:bCs/>
               </w:rPr>
-              <w:t>(Quy ước đúng, không gây triệu chứng tiêu cực).</w:t>
+              <w:t>bị chặn (blocked)</w:t>
+            </w:r>
+            <w:r>
+              <w:t xml:space="preserve"> hoặc công việc không thể hoàn thành, tiến độ đang bị tụt lại phía sau.</w:t>
             </w:r>
           </w:p>
         </w:tc>
@@ -584,14 +534,10 @@
                 <w:b/>
                 <w:bCs/>
               </w:rPr>
-              <w:t>QU4.</w:t>
-            </w:r>
-            <w:r>
-              <w:t xml:space="preserve"> Developers tự đổi thứ tự hạng mục trong </w:t>
-            </w:r>
-            <w:r>
-              <w:lastRenderedPageBreak/>
-              <w:t>Product Backlog.</w:t>
+              <w:t>N4.</w:t>
+            </w:r>
+            <w:r>
+              <w:t xml:space="preserve"> Suốt Sprint, đường thực tế luôn nằm dưới đường lý tưởng nên đội đang nhanh hơn kế hoạch.</w:t>
             </w:r>
           </w:p>
         </w:tc>
@@ -619,7 +565,6 @@
                 <w:b/>
                 <w:bCs/>
               </w:rPr>
-              <w:lastRenderedPageBreak/>
               <w:t>Sai</w:t>
             </w:r>
           </w:p>
@@ -644,21 +589,17 @@
           </w:tcPr>
           <w:p>
             <w:r>
-              <w:t xml:space="preserve">Thuộc về </w:t>
+              <w:t xml:space="preserve">Số liệu thực tế từ ngày 2 đến ngày 10 (ví dụ ngày 2 còn 36 điểm &gt; lý tưởng 32 điểm; ngày 10 còn lại tới 20 điểm thay vì 0) cho thấy đường thực tế nằm </w:t>
             </w:r>
             <w:r>
               <w:rPr>
                 <w:b/>
                 <w:bCs/>
               </w:rPr>
-              <w:t>Product Owner (Đức)</w:t>
-            </w:r>
-            <w:r>
-              <w:t xml:space="preserve">, vì chỉ có Product Owner mới có quyền sắp xếp và quản </w:t>
-            </w:r>
-            <w:r>
-              <w:lastRenderedPageBreak/>
-              <w:t>lý thứ tự các mục trong Product Backlog.</w:t>
+              <w:t>trên</w:t>
+            </w:r>
+            <w:r>
+              <w:t xml:space="preserve"> đường lý tưởng.</w:t>
             </w:r>
           </w:p>
         </w:tc>
@@ -682,12 +623,17 @@
           </w:tcPr>
           <w:p>
             <w:r>
-              <w:lastRenderedPageBreak/>
-              <w:t xml:space="preserve">Gây ra triệu chứng: Làm lệch hướng mục tiêu kinh doanh và giá trị sản phẩm do đội phát triển tự ý </w:t>
-            </w:r>
-            <w:r>
-              <w:lastRenderedPageBreak/>
-              <w:t>đổi ưu tiên theo độ khó thay vì giá trị thực tế.</w:t>
+              <w:t xml:space="preserve">Đường thực tế nằm trên đường lý tưởng chứng tỏ đội đang </w:t>
+            </w:r>
+            <w:r>
+              <w:rPr>
+                <w:b/>
+                <w:bCs/>
+              </w:rPr>
+              <w:t>trễ lịch trình</w:t>
+            </w:r>
+            <w:r>
+              <w:t xml:space="preserve"> và không hoàn thành hết cam kết ban đầu (chỉ xong 20/40 điểm vào ngày kết thúc).</w:t>
             </w:r>
           </w:p>
         </w:tc>
@@ -699,6 +645,21 @@
           <w:b/>
           <w:bCs/>
         </w:rPr>
+      </w:pPr>
+      <w:r>
+        <w:rPr>
+          <w:b/>
+          <w:bCs/>
+        </w:rPr>
+        <w:t>Phần 2 - Vá lỗi và hành động xử lý tiến độ trong Sprint</w:t>
+      </w:r>
+    </w:p>
+    <w:p>
+      <w:pPr>
+        <w:numPr>
+          <w:ilvl w:val="0"/>
+          <w:numId w:val="2"/>
+        </w:numPr>
       </w:pPr>
       <w:r>
         <w:rPr>
@@ -706,14 +667,50 @@
           <w:bCs/>
         </w:rPr>
         <w:lastRenderedPageBreak/>
-        <w:t>Phần 2 - Vá lỗi quy ước cho đội RikkeiGo</w:t>
+        <w:t>Xử lý hiện tượng đường thực tế đi ngang (Ngày 2 đến Ngày 5 - Tình trạng bị chặn):</w:t>
       </w:r>
     </w:p>
     <w:p>
       <w:pPr>
         <w:numPr>
+          <w:ilvl w:val="1"/>
+          <w:numId w:val="2"/>
+        </w:numPr>
+      </w:pPr>
+      <w:r>
+        <w:rPr>
+          <w:i/>
+          <w:iCs/>
+        </w:rPr>
+        <w:t>Hành động cần làm:</w:t>
+      </w:r>
+      <w:r>
+        <w:t xml:space="preserve"> Scrum Master (Lan) phải lập tức làm việc với nhóm Developers trong buổi Daily Scrum hoặc tổ chức họp gỡ rối riêng để tìm ra điểm nghẽn kỹ thuật (rào cản), huy động sự hỗ trợ hoặc loại bỏ chướng ngại vật ngay lập tức.</w:t>
+      </w:r>
+    </w:p>
+    <w:p>
+      <w:pPr>
+        <w:numPr>
+          <w:ilvl w:val="1"/>
+          <w:numId w:val="2"/>
+        </w:numPr>
+      </w:pPr>
+      <w:r>
+        <w:rPr>
+          <w:i/>
+          <w:iCs/>
+        </w:rPr>
+        <w:t>Thời điểm thực hiện:</w:t>
+      </w:r>
+      <w:r>
+        <w:t xml:space="preserve"> Ngay khi phát hiện đường đi ngang từ ngày 3 (sau khi chững lại ở ngày 2), thay vì để kéo dài đến ngày 5.</w:t>
+      </w:r>
+    </w:p>
+    <w:p>
+      <w:pPr>
+        <w:numPr>
           <w:ilvl w:val="0"/>
-          <w:numId w:val="1"/>
+          <w:numId w:val="2"/>
         </w:numPr>
       </w:pPr>
       <w:r>
@@ -721,46 +718,43 @@
           <w:b/>
           <w:bCs/>
         </w:rPr>
-        <w:t>QU1 (Quyết định kỹ thuật):</w:t>
-      </w:r>
-      <w:r>
-        <w:t xml:space="preserve"> Developers tự chủ động lựa chọn giải pháp kỹ thuật, thư viện bản đồ và tự chịu trách nhiệm kiểm tra chất lượng mã nguồn mà không cần Đức phê duyệt từng đoạn code.</w:t>
+        <w:t>Xử lý hiện tượng trễ lịch trình (Đường thực tế nằm trên đường lý tưởng và kết thúc Sprint thiếu khối lượng):</w:t>
       </w:r>
     </w:p>
     <w:p>
       <w:pPr>
         <w:numPr>
-          <w:ilvl w:val="0"/>
-          <w:numId w:val="1"/>
+          <w:ilvl w:val="1"/>
+          <w:numId w:val="2"/>
         </w:numPr>
       </w:pPr>
       <w:r>
         <w:rPr>
-          <w:b/>
-          <w:bCs/>
+          <w:i/>
+          <w:iCs/>
         </w:rPr>
-        <w:t>QU2 (Điều hành Daily Scrum):</w:t>
+        <w:t>Hành động cần làm:</w:t>
       </w:r>
       <w:r>
-        <w:t xml:space="preserve"> Developers tự quản lý và thảo luận trong buổi Daily Scrum để tự điều phối công việc hàng ngày, tuyệt đối không nhận lệnh phân công từ Scrum Master.</w:t>
+        <w:t xml:space="preserve"> Product Owner (Đức) cùng đội ngũ Developers cần rà soát lại phạm vi công việc trong buổi Sprint Review để hạ bớt các hạng mục chưa hoàn thành ra khỏi Increment, đồng thời đưa chúng trở lại Product Backlog để lên kế hoạch cho Sprint sau.</w:t>
       </w:r>
     </w:p>
     <w:p>
       <w:pPr>
         <w:numPr>
-          <w:ilvl w:val="0"/>
-          <w:numId w:val="1"/>
+          <w:ilvl w:val="1"/>
+          <w:numId w:val="2"/>
         </w:numPr>
       </w:pPr>
       <w:r>
         <w:rPr>
-          <w:b/>
-          <w:bCs/>
+          <w:i/>
+          <w:iCs/>
         </w:rPr>
-        <w:t>QU4 (Thứ tự Product Backlog):</w:t>
+        <w:t>Thời điểm thực hiện:</w:t>
       </w:r>
       <w:r>
-        <w:t xml:space="preserve"> Developers tuân thủ tuyệt đối thứ tự ưu tiên các tính năng do Product Owner (Đức) đã sắp xếp trong Product Backlog, không tự ý thay đổi.</w:t>
+        <w:t xml:space="preserve"> Ngay trong buổi Sprint Review và Sprint Retrospective cuối Sprint 1 để rút kinh nghiệm về ước lượng năng lực (Capacity).</w:t>
       </w:r>
     </w:p>
     <w:p/>
@@ -774,9 +768,208 @@
 </w:document>
 </file>
 
+<file path=word/endnotes.xml><?xml version="1.0" encoding="utf-8"?>
+<w:endnotes xmlns:wpc="http://schemas.microsoft.com/office/word/2010/wordprocessingCanvas" xmlns:cx="http://schemas.microsoft.com/office/drawing/2014/chartex" xmlns:cx1="http://schemas.microsoft.com/office/drawing/2015/9/8/chartex" xmlns:cx2="http://schemas.microsoft.com/office/drawing/2015/10/21/chartex" xmlns:cx3="http://schemas.microsoft.com/office/drawing/2016/5/9/chartex" xmlns:cx4="http://schemas.microsoft.com/office/drawing/2016/5/10/chartex" xmlns:cx5="http://schemas.microsoft.com/office/drawing/2016/5/11/chartex" xmlns:cx6="http://schemas.microsoft.com/office/drawing/2016/5/12/chartex" xmlns:cx7="http://schemas.microsoft.com/office/drawing/2016/5/13/chartex" xmlns:cx8="http://schemas.microsoft.com/office/drawing/2016/5/14/chartex" xmlns:mc="http://schemas.openxmlformats.org/markup-compatibility/2006" xmlns:aink="http://schemas.microsoft.com/office/drawing/2016/ink" xmlns:am3d="http://schemas.microsoft.com/office/drawing/2017/model3d" xmlns:o="urn:schemas-microsoft-com:office:office" xmlns:oel="http://schemas.microsoft.com/office/2019/extlst" xmlns:r="http://schemas.openxmlformats.org/officeDocument/2006/relationships" xmlns:m="http://schemas.openxmlformats.org/officeDocument/2006/math" xmlns:v="urn:schemas-microsoft-com:vml" xmlns:wp14="http://schemas.microsoft.com/office/word/2010/wordprocessingDrawing" xmlns:wp="http://schemas.openxmlformats.org/drawingml/2006/wordprocessingDrawing" xmlns:w10="urn:schemas-microsoft-com:office:word" xmlns:w="http://schemas.openxmlformats.org/wordprocessingml/2006/main" xmlns:w14="http://schemas.microsoft.com/office/word/2010/wordml" xmlns:w15="http://schemas.microsoft.com/office/word/2012/wordml" xmlns:w16cex="http://schemas.microsoft.com/office/word/2018/wordml/cex" xmlns:w16cid="http://schemas.microsoft.com/office/word/2016/wordml/cid" xmlns:w16="http://schemas.microsoft.com/office/word/2018/wordml" xmlns:w16du="http://schemas.microsoft.com/office/word/2023/wordml/word16du" xmlns:w16sdtdh="http://schemas.microsoft.com/office/word/2020/wordml/sdtdatahash" xmlns:w16sdtfl="http://schemas.microsoft.com/office/word/2024/wordml/sdtformatlock" xmlns:w16se="http://schemas.microsoft.com/office/word/2015/wordml/symex" xmlns:wpg="http://schemas.microsoft.com/office/word/2010/wordprocessingGroup" xmlns:wpi="http://schemas.microsoft.com/office/word/2010/wordprocessingInk" xmlns:wne="http://schemas.microsoft.com/office/word/2006/wordml" xmlns:wps="http://schemas.microsoft.com/office/word/2010/wordprocessingShape" mc:Ignorable="w14 w15 w16se w16cid w16 w16cex w16sdtdh w16sdtfl w16du wp14">
+  <w:endnote w:type="separator" w:id="-1">
+    <w:p>
+      <w:pPr>
+        <w:spacing w:after="0" w:line="240" w:lineRule="auto"/>
+      </w:pPr>
+      <w:r>
+        <w:separator/>
+      </w:r>
+    </w:p>
+  </w:endnote>
+  <w:endnote w:type="continuationSeparator" w:id="0">
+    <w:p>
+      <w:pPr>
+        <w:spacing w:after="0" w:line="240" w:lineRule="auto"/>
+      </w:pPr>
+      <w:r>
+        <w:continuationSeparator/>
+      </w:r>
+    </w:p>
+  </w:endnote>
+</w:endnotes>
+</file>
+
+<file path=word/footnotes.xml><?xml version="1.0" encoding="utf-8"?>
+<w:footnotes xmlns:wpc="http://schemas.microsoft.com/office/word/2010/wordprocessingCanvas" xmlns:cx="http://schemas.microsoft.com/office/drawing/2014/chartex" xmlns:cx1="http://schemas.microsoft.com/office/drawing/2015/9/8/chartex" xmlns:cx2="http://schemas.microsoft.com/office/drawing/2015/10/21/chartex" xmlns:cx3="http://schemas.microsoft.com/office/drawing/2016/5/9/chartex" xmlns:cx4="http://schemas.microsoft.com/office/drawing/2016/5/10/chartex" xmlns:cx5="http://schemas.microsoft.com/office/drawing/2016/5/11/chartex" xmlns:cx6="http://schemas.microsoft.com/office/drawing/2016/5/12/chartex" xmlns:cx7="http://schemas.microsoft.com/office/drawing/2016/5/13/chartex" xmlns:cx8="http://schemas.microsoft.com/office/drawing/2016/5/14/chartex" xmlns:mc="http://schemas.openxmlformats.org/markup-compatibility/2006" xmlns:aink="http://schemas.microsoft.com/office/drawing/2016/ink" xmlns:am3d="http://schemas.microsoft.com/office/drawing/2017/model3d" xmlns:o="urn:schemas-microsoft-com:office:office" xmlns:oel="http://schemas.microsoft.com/office/2019/extlst" xmlns:r="http://schemas.openxmlformats.org/officeDocument/2006/relationships" xmlns:m="http://schemas.openxmlformats.org/officeDocument/2006/math" xmlns:v="urn:schemas-microsoft-com:vml" xmlns:wp14="http://schemas.microsoft.com/office/word/2010/wordprocessingDrawing" xmlns:wp="http://schemas.openxmlformats.org/drawingml/2006/wordprocessingDrawing" xmlns:w10="urn:schemas-microsoft-com:office:word" xmlns:w="http://schemas.openxmlformats.org/wordprocessingml/2006/main" xmlns:w14="http://schemas.microsoft.com/office/word/2010/wordml" xmlns:w15="http://schemas.microsoft.com/office/word/2012/wordml" xmlns:w16cex="http://schemas.microsoft.com/office/word/2018/wordml/cex" xmlns:w16cid="http://schemas.microsoft.com/office/word/2016/wordml/cid" xmlns:w16="http://schemas.microsoft.com/office/word/2018/wordml" xmlns:w16du="http://schemas.microsoft.com/office/word/2023/wordml/word16du" xmlns:w16sdtdh="http://schemas.microsoft.com/office/word/2020/wordml/sdtdatahash" xmlns:w16sdtfl="http://schemas.microsoft.com/office/word/2024/wordml/sdtformatlock" xmlns:w16se="http://schemas.microsoft.com/office/word/2015/wordml/symex" xmlns:wpg="http://schemas.microsoft.com/office/word/2010/wordprocessingGroup" xmlns:wpi="http://schemas.microsoft.com/office/word/2010/wordprocessingInk" xmlns:wne="http://schemas.microsoft.com/office/word/2006/wordml" xmlns:wps="http://schemas.microsoft.com/office/word/2010/wordprocessingShape" mc:Ignorable="w14 w15 w16se w16cid w16 w16cex w16sdtdh w16sdtfl w16du wp14">
+  <w:footnote w:type="separator" w:id="-1">
+    <w:p>
+      <w:pPr>
+        <w:spacing w:after="0" w:line="240" w:lineRule="auto"/>
+      </w:pPr>
+      <w:r>
+        <w:separator/>
+      </w:r>
+    </w:p>
+  </w:footnote>
+  <w:footnote w:type="continuationSeparator" w:id="0">
+    <w:p>
+      <w:pPr>
+        <w:spacing w:after="0" w:line="240" w:lineRule="auto"/>
+      </w:pPr>
+      <w:r>
+        <w:continuationSeparator/>
+      </w:r>
+    </w:p>
+  </w:footnote>
+</w:footnotes>
+</file>
+
 <file path=word/numbering.xml><?xml version="1.0" encoding="utf-8"?>
 <w:numbering xmlns:wpc="http://schemas.microsoft.com/office/word/2010/wordprocessingCanvas" xmlns:cx="http://schemas.microsoft.com/office/drawing/2014/chartex" xmlns:cx1="http://schemas.microsoft.com/office/drawing/2015/9/8/chartex" xmlns:cx2="http://schemas.microsoft.com/office/drawing/2015/10/21/chartex" xmlns:cx3="http://schemas.microsoft.com/office/drawing/2016/5/9/chartex" xmlns:cx4="http://schemas.microsoft.com/office/drawing/2016/5/10/chartex" xmlns:cx5="http://schemas.microsoft.com/office/drawing/2016/5/11/chartex" xmlns:cx6="http://schemas.microsoft.com/office/drawing/2016/5/12/chartex" xmlns:cx7="http://schemas.microsoft.com/office/drawing/2016/5/13/chartex" xmlns:cx8="http://schemas.microsoft.com/office/drawing/2016/5/14/chartex" xmlns:mc="http://schemas.openxmlformats.org/markup-compatibility/2006" xmlns:aink="http://schemas.microsoft.com/office/drawing/2016/ink" xmlns:am3d="http://schemas.microsoft.com/office/drawing/2017/model3d" xmlns:o="urn:schemas-microsoft-com:office:office" xmlns:oel="http://schemas.microsoft.com/office/2019/extlst" xmlns:r="http://schemas.openxmlformats.org/officeDocument/2006/relationships" xmlns:m="http://schemas.openxmlformats.org/officeDocument/2006/math" xmlns:v="urn:schemas-microsoft-com:vml" xmlns:wp14="http://schemas.microsoft.com/office/word/2010/wordprocessingDrawing" xmlns:wp="http://schemas.openxmlformats.org/drawingml/2006/wordprocessingDrawing" xmlns:w10="urn:schemas-microsoft-com:office:word" xmlns:w="http://schemas.openxmlformats.org/wordprocessingml/2006/main" xmlns:w14="http://schemas.microsoft.com/office/word/2010/wordml" xmlns:w15="http://schemas.microsoft.com/office/word/2012/wordml" xmlns:w16cex="http://schemas.microsoft.com/office/word/2018/wordml/cex" xmlns:w16cid="http://schemas.microsoft.com/office/word/2016/wordml/cid" xmlns:w16="http://schemas.microsoft.com/office/word/2018/wordml" xmlns:w16du="http://schemas.microsoft.com/office/word/2023/wordml/word16du" xmlns:w16sdtdh="http://schemas.microsoft.com/office/word/2020/wordml/sdtdatahash" xmlns:w16sdtfl="http://schemas.microsoft.com/office/word/2024/wordml/sdtformatlock" xmlns:w16se="http://schemas.microsoft.com/office/word/2015/wordml/symex" xmlns:wpg="http://schemas.microsoft.com/office/word/2010/wordprocessingGroup" xmlns:wpi="http://schemas.microsoft.com/office/word/2010/wordprocessingInk" xmlns:wne="http://schemas.microsoft.com/office/word/2006/wordml" xmlns:wps="http://schemas.microsoft.com/office/word/2010/wordprocessingShape" mc:Ignorable="w14 w15 w16se w16cid w16 w16cex w16sdtdh w16sdtfl w16du wp14">
   <w:abstractNum w:abstractNumId="0" w15:restartNumberingAfterBreak="0">
+    <w:nsid w:val="50E63DC1"/>
+    <w:multiLevelType w:val="multilevel"/>
+    <w:tmpl w:val="B3A422DC"/>
+    <w:lvl w:ilvl="0">
+      <w:start w:val="1"/>
+      <w:numFmt w:val="bullet"/>
+      <w:lvlText w:val=""/>
+      <w:lvlJc w:val="left"/>
+      <w:pPr>
+        <w:tabs>
+          <w:tab w:val="num" w:pos="720"/>
+        </w:tabs>
+        <w:ind w:left="720" w:hanging="360"/>
+      </w:pPr>
+      <w:rPr>
+        <w:rFonts w:ascii="Symbol" w:hAnsi="Symbol" w:hint="default"/>
+        <w:sz w:val="20"/>
+      </w:rPr>
+    </w:lvl>
+    <w:lvl w:ilvl="1">
+      <w:start w:val="1"/>
+      <w:numFmt w:val="bullet"/>
+      <w:lvlText w:val="o"/>
+      <w:lvlJc w:val="left"/>
+      <w:pPr>
+        <w:tabs>
+          <w:tab w:val="num" w:pos="1440"/>
+        </w:tabs>
+        <w:ind w:left="1440" w:hanging="360"/>
+      </w:pPr>
+      <w:rPr>
+        <w:rFonts w:ascii="Courier New" w:hAnsi="Courier New" w:hint="default"/>
+        <w:sz w:val="20"/>
+      </w:rPr>
+    </w:lvl>
+    <w:lvl w:ilvl="2" w:tentative="1">
+      <w:start w:val="1"/>
+      <w:numFmt w:val="bullet"/>
+      <w:lvlText w:val=""/>
+      <w:lvlJc w:val="left"/>
+      <w:pPr>
+        <w:tabs>
+          <w:tab w:val="num" w:pos="2160"/>
+        </w:tabs>
+        <w:ind w:left="2160" w:hanging="360"/>
+      </w:pPr>
+      <w:rPr>
+        <w:rFonts w:ascii="Wingdings" w:hAnsi="Wingdings" w:hint="default"/>
+        <w:sz w:val="20"/>
+      </w:rPr>
+    </w:lvl>
+    <w:lvl w:ilvl="3" w:tentative="1">
+      <w:start w:val="1"/>
+      <w:numFmt w:val="bullet"/>
+      <w:lvlText w:val=""/>
+      <w:lvlJc w:val="left"/>
+      <w:pPr>
+        <w:tabs>
+          <w:tab w:val="num" w:pos="2880"/>
+        </w:tabs>
+        <w:ind w:left="2880" w:hanging="360"/>
+      </w:pPr>
+      <w:rPr>
+        <w:rFonts w:ascii="Wingdings" w:hAnsi="Wingdings" w:hint="default"/>
+        <w:sz w:val="20"/>
+      </w:rPr>
+    </w:lvl>
+    <w:lvl w:ilvl="4" w:tentative="1">
+      <w:start w:val="1"/>
+      <w:numFmt w:val="bullet"/>
+      <w:lvlText w:val=""/>
+      <w:lvlJc w:val="left"/>
+      <w:pPr>
+        <w:tabs>
+          <w:tab w:val="num" w:pos="3600"/>
+        </w:tabs>
+        <w:ind w:left="3600" w:hanging="360"/>
+      </w:pPr>
+      <w:rPr>
+        <w:rFonts w:ascii="Wingdings" w:hAnsi="Wingdings" w:hint="default"/>
+        <w:sz w:val="20"/>
+      </w:rPr>
+    </w:lvl>
+    <w:lvl w:ilvl="5" w:tentative="1">
+      <w:start w:val="1"/>
+      <w:numFmt w:val="bullet"/>
+      <w:lvlText w:val=""/>
+      <w:lvlJc w:val="left"/>
+      <w:pPr>
+        <w:tabs>
+          <w:tab w:val="num" w:pos="4320"/>
+        </w:tabs>
+        <w:ind w:left="4320" w:hanging="360"/>
+      </w:pPr>
+      <w:rPr>
+        <w:rFonts w:ascii="Wingdings" w:hAnsi="Wingdings" w:hint="default"/>
+        <w:sz w:val="20"/>
+      </w:rPr>
+    </w:lvl>
+    <w:lvl w:ilvl="6" w:tentative="1">
+      <w:start w:val="1"/>
+      <w:numFmt w:val="bullet"/>
+      <w:lvlText w:val=""/>
+      <w:lvlJc w:val="left"/>
+      <w:pPr>
+        <w:tabs>
+          <w:tab w:val="num" w:pos="5040"/>
+        </w:tabs>
+        <w:ind w:left="5040" w:hanging="360"/>
+      </w:pPr>
+      <w:rPr>
+        <w:rFonts w:ascii="Wingdings" w:hAnsi="Wingdings" w:hint="default"/>
+        <w:sz w:val="20"/>
+      </w:rPr>
+    </w:lvl>
+    <w:lvl w:ilvl="7" w:tentative="1">
+      <w:start w:val="1"/>
+      <w:numFmt w:val="bullet"/>
+      <w:lvlText w:val=""/>
+      <w:lvlJc w:val="left"/>
+      <w:pPr>
+        <w:tabs>
+          <w:tab w:val="num" w:pos="5760"/>
+        </w:tabs>
+        <w:ind w:left="5760" w:hanging="360"/>
+      </w:pPr>
+      <w:rPr>
+        <w:rFonts w:ascii="Wingdings" w:hAnsi="Wingdings" w:hint="default"/>
+        <w:sz w:val="20"/>
+      </w:rPr>
+    </w:lvl>
+    <w:lvl w:ilvl="8" w:tentative="1">
+      <w:start w:val="1"/>
+      <w:numFmt w:val="bullet"/>
+      <w:lvlText w:val=""/>
+      <w:lvlJc w:val="left"/>
+      <w:pPr>
+        <w:tabs>
+          <w:tab w:val="num" w:pos="6480"/>
+        </w:tabs>
+        <w:ind w:left="6480" w:hanging="360"/>
+      </w:pPr>
+      <w:rPr>
+        <w:rFonts w:ascii="Wingdings" w:hAnsi="Wingdings" w:hint="default"/>
+        <w:sz w:val="20"/>
+      </w:rPr>
+    </w:lvl>
+  </w:abstractNum>
+  <w:abstractNum w:abstractNumId="1" w15:restartNumberingAfterBreak="0">
     <w:nsid w:val="72E34E68"/>
     <w:multiLevelType w:val="multilevel"/>
     <w:tmpl w:val="6C568B68"/>
@@ -926,6 +1119,9 @@
     </w:lvl>
   </w:abstractNum>
   <w:num w:numId="1" w16cid:durableId="1133597411">
+    <w:abstractNumId w:val="1"/>
+  </w:num>
+  <w:num w:numId="2" w16cid:durableId="1382437719">
     <w:abstractNumId w:val="0"/>
   </w:num>
 </w:numbering>
@@ -1847,6 +2043,50 @@
       <w:spacing w:val="5"/>
     </w:rPr>
   </w:style>
+  <w:style w:type="paragraph" w:styleId="Header">
+    <w:name w:val="header"/>
+    <w:basedOn w:val="Normal"/>
+    <w:link w:val="HeaderChar"/>
+    <w:uiPriority w:val="99"/>
+    <w:unhideWhenUsed/>
+    <w:rsid w:val="00EB18B6"/>
+    <w:pPr>
+      <w:tabs>
+        <w:tab w:val="center" w:pos="4513"/>
+        <w:tab w:val="right" w:pos="9026"/>
+      </w:tabs>
+      <w:spacing w:after="0" w:line="240" w:lineRule="auto"/>
+    </w:pPr>
+  </w:style>
+  <w:style w:type="character" w:customStyle="1" w:styleId="HeaderChar">
+    <w:name w:val="Header Char"/>
+    <w:basedOn w:val="DefaultParagraphFont"/>
+    <w:link w:val="Header"/>
+    <w:uiPriority w:val="99"/>
+    <w:rsid w:val="00EB18B6"/>
+  </w:style>
+  <w:style w:type="paragraph" w:styleId="Footer">
+    <w:name w:val="footer"/>
+    <w:basedOn w:val="Normal"/>
+    <w:link w:val="FooterChar"/>
+    <w:uiPriority w:val="99"/>
+    <w:unhideWhenUsed/>
+    <w:rsid w:val="00EB18B6"/>
+    <w:pPr>
+      <w:tabs>
+        <w:tab w:val="center" w:pos="4513"/>
+        <w:tab w:val="right" w:pos="9026"/>
+      </w:tabs>
+      <w:spacing w:after="0" w:line="240" w:lineRule="auto"/>
+    </w:pPr>
+  </w:style>
+  <w:style w:type="character" w:customStyle="1" w:styleId="FooterChar">
+    <w:name w:val="Footer Char"/>
+    <w:basedOn w:val="DefaultParagraphFont"/>
+    <w:link w:val="Footer"/>
+    <w:uiPriority w:val="99"/>
+    <w:rsid w:val="00EB18B6"/>
+  </w:style>
 </w:styles>
 </file>
 
